--- a/docs/Qplus User Guide.docx
+++ b/docs/Qplus User Guide.docx
@@ -3122,6 +3122,23 @@
         <w:spacing w:after="120" w:before="280"/>
       </w:pPr>
       <w:r>
+        <w:t xml:space="preserve">Inspecting binary values</w:t>
+      </w:r>
+    </w:p>
+    <w:p>
+      <w:pPr>
+        <w:spacing w:after="120"/>
+      </w:pPr>
+      <w:r>
+        <w:t xml:space="preserve">Binary columns — images, documents, varbinary or BLOB data — show as a size summary such as "[BLOB 1.2 KB]" rather than their raw bytes, with a short hex preview when you hover. Double-click the cell to open a viewer that shows the whole value as a hex and ASCII dump. When the value is a recognised image (PNG, JPEG, GIF, BMP, TIFF or ICO) the viewer shows it as a picture as well, and names the format it detected. Use Save as… to write the raw bytes to a file — this is how you extract a blob, since binary cells cannot be typed over in the grid. The viewer works the same way in query results and in a table’s Data pane.</w:t>
+      </w:r>
+    </w:p>
+    <w:p>
+      <w:pPr>
+        <w:pStyle w:val="Heading2"/>
+        <w:spacing w:after="120" w:before="280"/>
+      </w:pPr>
+      <w:r>
         <w:t xml:space="preserve">The Messages pane</w:t>
       </w:r>
     </w:p>
@@ -3703,6 +3720,19 @@
       </w:pPr>
       <w:r>
         <w:t xml:space="preserve">💾 Save changes writes your edits to the database.</w:t>
+      </w:r>
+    </w:p>
+    <w:p>
+      <w:pPr>
+        <w:pStyle w:val="ListParagraph"/>
+        <w:numPr>
+          <w:ilvl w:val="0"/>
+          <w:numId w:val="3"/>
+        </w:numPr>
+        <w:spacing w:after="60"/>
+      </w:pPr>
+      <w:r>
+        <w:t xml:space="preserve">Double-click a binary cell (an image or BLOB) to inspect it in the hex and image viewer; such cells cannot be edited in place, but Save as… writes the raw bytes to a file.</w:t>
       </w:r>
     </w:p>
     <w:p>
